--- a/entregables/referencia/Checklist_Fuentes_82514.docx
+++ b/entregables/referencia/Checklist_Fuentes_82514.docx
@@ -3690,7 +3690,7 @@
           <w:sz w:val="22"/>
           <w:szCs w:val="22"/>
         </w:rPr>
-        <w:t xml:space="preserve">Se menciona además AlexNet (Krizhevsky et al., 2012, NeurIPS), que no tiene versión en arXiv, y el informe técnico de Gemini Robotics (Google DeepMind, 2025), que se publica en el blog de investigación de DeepMind y no lleva identificador de arXiv.</w:t>
+        <w:t xml:space="preserve">Se menciona además AlexNet (Krizhevsky et al., 2012, NeurIPS), que no tiene versión en arXiv, y el informe técnico de Gemini Robotics (Google DeepMind, 2025), disponible también en arXiv (2503.20020).</w:t>
       </w:r>
     </w:p>
     <w:p>

--- a/entregables/referencia/Checklist_Fuentes_82514.docx
+++ b/entregables/referencia/Checklist_Fuentes_82514.docx
@@ -96,7 +96,7 @@
           <w:sz w:val="22"/>
           <w:szCs w:val="22"/>
         </w:rPr>
-        <w:t xml:space="preserve">Los apuntes de los ocho bloques contienen unas 750 citas con página verificada sobre cinco libros, más un conjunto de fuentes que se citan por designación o identificador y que no tienen paginación en los apuntes: normas, artículos de investigación y documentación oficial de software. Esta lista separa lo que ya tienes de lo que falta, y ordena lo que falta por urgencia real.</w:t>
+        <w:t xml:space="preserve">Los apuntes de los ocho bloques contienen unas 750 citas con página verificada sobre cinco libros (992 referencias en el desglose del Informe, que separa las que comparten paréntesis), más un conjunto de fuentes que se citan por designación o identificador y que no tienen paginación en los apuntes: normas, artículos de investigación y documentación oficial de software. Esta lista separa lo que ya tienes de lo que falta, y ordena lo que falta por urgencia real.</w:t>
       </w:r>
     </w:p>
     <w:tbl>
@@ -4851,7 +4851,7 @@
           <w:sz w:val="22"/>
           <w:szCs w:val="22"/>
         </w:rPr>
-        <w:t xml:space="preserve">los veintiún artículos de arXiv, en una subcarpeta de la carpeta Mecatronica. Son gratuitos, se descargan en una sesión y dejan autocontenidos el bloque 8 y la parte moderna del 6.</w:t>
+        <w:t xml:space="preserve">los veintidós artículos de arXiv, en una subcarpeta de la carpeta Mecatronica. Son gratuitos, se descargan en una sesión y dejan autocontenidos el bloque 8 y la parte moderna del 6.</w:t>
       </w:r>
     </w:p>
     <w:p>
